--- a/policies/build/chapters_v2/AAC/HCO_AAC_4_v2_REWRITE_DRAFT.docx
+++ b/policies/build/chapters_v2/AAC/HCO_AAC_4_v2_REWRITE_DRAFT.docx
@@ -1883,7 +1883,19 @@
         <w:pStyle w:val="ListBullet"/>
       </w:pPr>
       <w:r>
-        <w:t>World Health Organization, Emergency Triage Assessment and Treatment (ETAT) course — https://www.who.int/publications/i/item/9241546875</w:t>
+        <w:t xml:space="preserve">World Health Organization. (2005). </w:t>
+      </w:r>
+      <w:hyperlink r:id="rId9">
+        <w:r>
+          <w:rPr>
+            <w:color w:val="0563C1"/>
+            <w:u w:val="single"/>
+          </w:rPr>
+          <w:t>https://www.who.int/publications/i/item/9241546875</w:t>
+        </w:r>
+      </w:hyperlink>
+      <w:r>
+        <w:t xml:space="preserve"> Emergency Triage Assessment and Treatment (ETAT) course.</w:t>
       </w:r>
     </w:p>
     <w:p>
